--- a/docs/test_grammar.docx
+++ b/docs/test_grammar.docx
@@ -5,36 +5,28 @@
     <w:p>
       <w:pPr>
         <w:numPr>
-          <w:ilvl w:val="0"/>
           <w:numId w:val="0"/>
         </w:numPr>
-        <w:ind w:left="425" w:leftChars="0" w:hanging="425" w:firstLineChars="0"/>
+        <w:ind w:leftChars="0"/>
+        <w:rPr>
+          <w:rFonts w:hint="eastAsia" w:eastAsia="Yu Mincho"/>
+          <w:b w:val="0"/>
+          <w:bCs w:val="0"/>
+          <w:sz w:val="28"/>
+          <w:szCs w:val="28"/>
+          <w:lang w:eastAsia="ja-JP"/>
+        </w:rPr>
       </w:pPr>
       <w:r>
         <w:rPr>
-          <w:rFonts w:hint="eastAsia" w:eastAsia="宋体" w:cstheme="minorBidi"/>
+          <w:rFonts w:hint="eastAsia" w:eastAsia="宋体"/>
           <w:b w:val="0"/>
           <w:bCs w:val="0"/>
-          <w:kern w:val="2"/>
           <w:sz w:val="28"/>
           <w:szCs w:val="28"/>
-          <w:lang w:val="en-US" w:eastAsia="zh-CN" w:bidi="ar-SA"/>
-          <w14:ligatures w14:val="standardContextual"/>
+          <w:lang w:val="en-US" w:eastAsia="zh-CN"/>
         </w:rPr>
-        <w:t>1</w:t>
-      </w:r>
-      <w:r>
-        <w:rPr>
-          <w:rFonts w:hint="default" w:eastAsia="Yu Mincho" w:asciiTheme="minorHAnsi" w:hAnsiTheme="minorHAnsi" w:cstheme="minorBidi"/>
-          <w:b w:val="0"/>
-          <w:bCs w:val="0"/>
-          <w:kern w:val="2"/>
-          <w:sz w:val="28"/>
-          <w:szCs w:val="28"/>
-          <w:lang w:val="en-US" w:eastAsia="ja-JP" w:bidi="ar-SA"/>
-          <w14:ligatures w14:val="standardContextual"/>
-        </w:rPr>
-        <w:t>.</w:t>
+        <w:t>1.</w:t>
       </w:r>
       <w:r>
         <w:rPr>
@@ -45,63 +37,37 @@
           <w:szCs w:val="28"/>
           <w:lang w:eastAsia="ja-JP"/>
         </w:rPr>
-        <w:t>～たら〈</w:t>
+        <w:t xml:space="preserve">No. 91_～ば〈条件(じょうけん)〉 </w:t>
       </w:r>
-      <w:r>
+    </w:p>
+    <w:p>
+      <w:pPr>
+        <w:numPr>
+          <w:numId w:val="0"/>
+        </w:numPr>
+        <w:ind w:leftChars="0"/>
         <w:rPr>
-          <w:rFonts w:eastAsia="Yu Mincho"/>
+          <w:rFonts w:hint="eastAsia" w:eastAsia="Yu Mincho"/>
           <w:b w:val="0"/>
           <w:bCs w:val="0"/>
           <w:sz w:val="28"/>
           <w:szCs w:val="28"/>
           <w:lang w:eastAsia="ja-JP"/>
         </w:rPr>
-        <w:fldChar w:fldCharType="begin"/>
-      </w:r>
+      </w:pPr>
       <w:r>
         <w:rPr>
-          <w:rFonts w:eastAsia="Yu Mincho"/>
+          <w:rFonts w:hint="eastAsia" w:eastAsia="宋体"/>
           <w:b w:val="0"/>
           <w:bCs w:val="0"/>
           <w:sz w:val="28"/>
           <w:szCs w:val="28"/>
-          <w:lang w:eastAsia="ja-JP"/>
+          <w:lang w:val="en-US" w:eastAsia="zh-CN"/>
         </w:rPr>
-        <w:instrText xml:space="preserve">EQ \* jc2 \* hps14 \o\ad(\s\up 13(</w:instrText>
+        <w:t>2.</w:t>
       </w:r>
-      <w:r>
-        <w:rPr>
-          <w:rFonts w:ascii="Yu Mincho" w:hAnsi="Yu Mincho" w:eastAsia="Yu Mincho"/>
-          <w:b w:val="0"/>
-          <w:bCs w:val="0"/>
-          <w:sz w:val="28"/>
-          <w:szCs w:val="28"/>
-          <w:lang w:eastAsia="ja-JP"/>
-        </w:rPr>
-        <w:instrText xml:space="preserve">じょうけん</w:instrText>
-      </w:r>
-      <w:r>
-        <w:rPr>
-          <w:rFonts w:eastAsia="Yu Mincho"/>
-          <w:b w:val="0"/>
-          <w:bCs w:val="0"/>
-          <w:sz w:val="28"/>
-          <w:szCs w:val="28"/>
-          <w:lang w:eastAsia="ja-JP"/>
-        </w:rPr>
-        <w:instrText xml:space="preserve">),条件)</w:instrText>
-      </w:r>
-      <w:r>
-        <w:rPr>
-          <w:rFonts w:eastAsia="Yu Mincho"/>
-          <w:b w:val="0"/>
-          <w:bCs w:val="0"/>
-          <w:sz w:val="28"/>
-          <w:szCs w:val="28"/>
-          <w:lang w:eastAsia="ja-JP"/>
-        </w:rPr>
-        <w:fldChar w:fldCharType="end"/>
-      </w:r>
+      <w:bookmarkStart w:id="0" w:name="_GoBack"/>
+      <w:bookmarkEnd w:id="0"/>
       <w:r>
         <w:rPr>
           <w:rFonts w:hint="eastAsia" w:eastAsia="Yu Mincho"/>
@@ -111,13 +77,8 @@
           <w:szCs w:val="28"/>
           <w:lang w:eastAsia="ja-JP"/>
         </w:rPr>
-        <w:t>〉</w:t>
+        <w:t xml:space="preserve">No. 23_～たら〈条件(じょうけん)〉 </w:t>
       </w:r>
-      <w:r>
-        <w:t>(条件)</w:t>
-      </w:r>
-      <w:bookmarkStart w:id="0" w:name="_GoBack"/>
-      <w:bookmarkEnd w:id="0"/>
     </w:p>
     <w:sectPr>
       <w:pgSz w:w="11906" w:h="16838"/>

--- a/docs/test_grammar.docx
+++ b/docs/test_grammar.docx
@@ -4,7 +4,80 @@
   <w:body>
     <w:p>
       <w:pPr>
+        <w:pStyle w:val="2"/>
+        <w:keepNext w:val="0"/>
+        <w:keepLines w:val="0"/>
+        <w:widowControl/>
+        <w:suppressLineNumbers w:val="0"/>
+        <w:shd w:val="clear" w:fill="FFFFFF"/>
+        <w:spacing w:before="0" w:beforeAutospacing="0" w:after="0" w:afterAutospacing="0"/>
+        <w:ind w:left="0" w:right="0" w:firstLine="0"/>
+        <w:rPr>
+          <w:rFonts w:hint="eastAsia" w:ascii="宋体" w:hAnsi="宋体" w:eastAsia="宋体" w:cs="宋体"/>
+          <w:i w:val="0"/>
+          <w:iCs w:val="0"/>
+          <w:caps w:val="0"/>
+          <w:color w:val="242424"/>
+          <w:spacing w:val="0"/>
+          <w:sz w:val="24"/>
+          <w:szCs w:val="24"/>
+        </w:rPr>
+      </w:pPr>
+      <w:r>
+        <w:rPr>
+          <w:rFonts w:hint="eastAsia" w:ascii="Calibri" w:hAnsi="Calibri" w:eastAsia="宋体" w:cs="Calibri"/>
+          <w:i w:val="0"/>
+          <w:iCs w:val="0"/>
+          <w:caps w:val="0"/>
+          <w:color w:val="242424"/>
+          <w:spacing w:val="0"/>
+          <w:sz w:val="24"/>
+          <w:szCs w:val="24"/>
+          <w:bdr w:val="none" w:color="auto" w:sz="0" w:space="0"/>
+          <w:shd w:val="clear" w:fill="FFFFFF"/>
+          <w:vertAlign w:val="baseline"/>
+          <w:lang w:val="en-US" w:eastAsia="zh-CN"/>
+        </w:rPr>
+        <w:t>1</w:t>
+      </w:r>
+      <w:r>
+        <w:rPr>
+          <w:rFonts w:hint="default" w:ascii="Calibri" w:hAnsi="Calibri" w:eastAsia="宋体" w:cs="Calibri"/>
+          <w:i w:val="0"/>
+          <w:iCs w:val="0"/>
+          <w:caps w:val="0"/>
+          <w:color w:val="242424"/>
+          <w:spacing w:val="0"/>
+          <w:sz w:val="24"/>
+          <w:szCs w:val="24"/>
+          <w:bdr w:val="none" w:color="auto" w:sz="0" w:space="0"/>
+          <w:shd w:val="clear" w:fill="FFFFFF"/>
+          <w:vertAlign w:val="baseline"/>
+          <w:lang w:val="en-US"/>
+        </w:rPr>
+        <w:t>. No. 10</w:t>
+      </w:r>
+      <w:r>
+        <w:rPr>
+          <w:rFonts w:hint="eastAsia" w:ascii="等线" w:hAnsi="等线" w:eastAsia="等线" w:cs="等线"/>
+          <w:i w:val="0"/>
+          <w:iCs w:val="0"/>
+          <w:caps w:val="0"/>
+          <w:color w:val="242424"/>
+          <w:spacing w:val="0"/>
+          <w:sz w:val="24"/>
+          <w:szCs w:val="24"/>
+          <w:bdr w:val="none" w:color="auto" w:sz="0" w:space="0"/>
+          <w:shd w:val="clear" w:fill="FFFFFF"/>
+          <w:vertAlign w:val="baseline"/>
+        </w:rPr>
+        <w:t>　受け取る</w:t>
+      </w:r>
+    </w:p>
+    <w:p>
+      <w:pPr>
         <w:numPr>
+          <w:ilvl w:val="0"/>
           <w:numId w:val="0"/>
         </w:numPr>
         <w:ind w:leftChars="0"/>
@@ -19,17 +92,6 @@
       </w:pPr>
       <w:r>
         <w:rPr>
-          <w:rFonts w:hint="eastAsia" w:eastAsia="宋体"/>
-          <w:b w:val="0"/>
-          <w:bCs w:val="0"/>
-          <w:sz w:val="28"/>
-          <w:szCs w:val="28"/>
-          <w:lang w:val="en-US" w:eastAsia="zh-CN"/>
-        </w:rPr>
-        <w:t>1.</w:t>
-      </w:r>
-      <w:r>
-        <w:rPr>
           <w:rFonts w:hint="eastAsia" w:eastAsia="Yu Mincho"/>
           <w:b w:val="0"/>
           <w:bCs w:val="0"/>
@@ -37,48 +99,10 @@
           <w:szCs w:val="28"/>
           <w:lang w:eastAsia="ja-JP"/>
         </w:rPr>
-        <w:t xml:space="preserve">No. 91_～ば〈条件(じょうけん)〉 </w:t>
-      </w:r>
-    </w:p>
-    <w:p>
-      <w:pPr>
-        <w:numPr>
-          <w:numId w:val="0"/>
-        </w:numPr>
-        <w:ind w:leftChars="0"/>
-        <w:rPr>
-          <w:rFonts w:hint="eastAsia" w:eastAsia="Yu Mincho"/>
-          <w:b w:val="0"/>
-          <w:bCs w:val="0"/>
-          <w:sz w:val="28"/>
-          <w:szCs w:val="28"/>
-          <w:lang w:eastAsia="ja-JP"/>
-        </w:rPr>
-      </w:pPr>
-      <w:r>
-        <w:rPr>
-          <w:rFonts w:hint="eastAsia" w:eastAsia="宋体"/>
-          <w:b w:val="0"/>
-          <w:bCs w:val="0"/>
-          <w:sz w:val="28"/>
-          <w:szCs w:val="28"/>
-          <w:lang w:val="en-US" w:eastAsia="zh-CN"/>
-        </w:rPr>
-        <w:t>2.</w:t>
+        <w:t xml:space="preserve"> </w:t>
       </w:r>
       <w:bookmarkStart w:id="0" w:name="_GoBack"/>
       <w:bookmarkEnd w:id="0"/>
-      <w:r>
-        <w:rPr>
-          <w:rFonts w:hint="eastAsia" w:eastAsia="Yu Mincho"/>
-          <w:b w:val="0"/>
-          <w:bCs w:val="0"/>
-          <w:sz w:val="28"/>
-          <w:szCs w:val="28"/>
-          <w:lang w:eastAsia="ja-JP"/>
-        </w:rPr>
-        <w:t xml:space="preserve">No. 23_～たら〈条件(じょうけん)〉 </w:t>
-      </w:r>
     </w:p>
     <w:sectPr>
       <w:pgSz w:w="11906" w:h="16838"/>
@@ -95,7 +119,7 @@
   <w:docDefaults>
     <w:rPrDefault>
       <w:rPr>
-        <w:rFonts w:asciiTheme="minorHAnsi" w:hAnsiTheme="minorHAnsi" w:eastAsiaTheme="minorEastAsia" w:cstheme="minorBidi"/>
+        <w:rFonts w:ascii="Times New Roman" w:hAnsi="Times New Roman" w:eastAsia="宋体" w:cs="Times New Roman"/>
       </w:rPr>
     </w:rPrDefault>
     <w:pPrDefault/>
@@ -367,13 +391,13 @@
       <w14:ligatures w14:val="standardContextual"/>
     </w:rPr>
   </w:style>
-  <w:style w:type="character" w:default="1" w:styleId="3">
+  <w:style w:type="character" w:default="1" w:styleId="4">
     <w:name w:val="Default Paragraph Font"/>
     <w:semiHidden/>
     <w:qFormat/>
     <w:uiPriority w:val="0"/>
   </w:style>
-  <w:style w:type="table" w:default="1" w:styleId="2">
+  <w:style w:type="table" w:default="1" w:styleId="3">
     <w:name w:val="Normal Table"/>
     <w:semiHidden/>
     <w:qFormat/>
@@ -386,6 +410,21 @@
         <w:right w:w="108" w:type="dxa"/>
       </w:tblCellMar>
     </w:tblPr>
+  </w:style>
+  <w:style w:type="paragraph" w:styleId="2">
+    <w:name w:val="Normal (Web)"/>
+    <w:basedOn w:val="1"/>
+    <w:uiPriority w:val="0"/>
+    <w:pPr>
+      <w:spacing w:before="0" w:beforeAutospacing="1" w:after="0" w:afterAutospacing="1"/>
+      <w:ind w:left="0" w:right="0"/>
+      <w:jc w:val="left"/>
+    </w:pPr>
+    <w:rPr>
+      <w:kern w:val="0"/>
+      <w:sz w:val="24"/>
+      <w:lang w:val="en-US" w:eastAsia="zh-CN" w:bidi="ar"/>
+    </w:rPr>
   </w:style>
 </w:styles>
 </file>

--- a/docs/test_grammar.docx
+++ b/docs/test_grammar.docx
@@ -23,23 +23,8 @@
           <w:szCs w:val="24"/>
         </w:rPr>
       </w:pPr>
-      <w:r>
-        <w:rPr>
-          <w:rFonts w:hint="eastAsia" w:ascii="Calibri" w:hAnsi="Calibri" w:eastAsia="宋体" w:cs="Calibri"/>
-          <w:i w:val="0"/>
-          <w:iCs w:val="0"/>
-          <w:caps w:val="0"/>
-          <w:color w:val="242424"/>
-          <w:spacing w:val="0"/>
-          <w:sz w:val="24"/>
-          <w:szCs w:val="24"/>
-          <w:bdr w:val="none" w:color="auto" w:sz="0" w:space="0"/>
-          <w:shd w:val="clear" w:fill="FFFFFF"/>
-          <w:vertAlign w:val="baseline"/>
-          <w:lang w:val="en-US" w:eastAsia="zh-CN"/>
-        </w:rPr>
-        <w:t>1</w:t>
-      </w:r>
+      <w:bookmarkStart w:id="0" w:name="_GoBack"/>
+      <w:bookmarkEnd w:id="0"/>
       <w:r>
         <w:rPr>
           <w:rFonts w:hint="default" w:ascii="Calibri" w:hAnsi="Calibri" w:eastAsia="宋体" w:cs="Calibri"/>
@@ -55,7 +40,7 @@
           <w:vertAlign w:val="baseline"/>
           <w:lang w:val="en-US"/>
         </w:rPr>
-        <w:t>. No. 10</w:t>
+        <w:t>1. No. 01</w:t>
       </w:r>
       <w:r>
         <w:rPr>
@@ -71,38 +56,401 @@
           <w:shd w:val="clear" w:fill="FFFFFF"/>
           <w:vertAlign w:val="baseline"/>
         </w:rPr>
-        <w:t>　受け取る</w:t>
+        <w:t>　繰り返す</w:t>
       </w:r>
     </w:p>
     <w:p>
       <w:pPr>
-        <w:numPr>
-          <w:ilvl w:val="0"/>
-          <w:numId w:val="0"/>
-        </w:numPr>
-        <w:ind w:leftChars="0"/>
-        <w:rPr>
-          <w:rFonts w:hint="eastAsia" w:eastAsia="Yu Mincho"/>
-          <w:b w:val="0"/>
-          <w:bCs w:val="0"/>
-          <w:sz w:val="28"/>
-          <w:szCs w:val="28"/>
+        <w:pStyle w:val="2"/>
+        <w:keepNext w:val="0"/>
+        <w:keepLines w:val="0"/>
+        <w:widowControl/>
+        <w:suppressLineNumbers w:val="0"/>
+        <w:shd w:val="clear" w:fill="FFFFFF"/>
+        <w:spacing w:before="0" w:beforeAutospacing="0" w:after="0" w:afterAutospacing="0"/>
+        <w:ind w:left="0" w:right="0" w:firstLine="0"/>
+        <w:rPr>
+          <w:rFonts w:hint="eastAsia" w:ascii="宋体" w:hAnsi="宋体" w:eastAsia="宋体" w:cs="宋体"/>
+          <w:i w:val="0"/>
+          <w:iCs w:val="0"/>
+          <w:caps w:val="0"/>
+          <w:color w:val="242424"/>
+          <w:spacing w:val="0"/>
+          <w:sz w:val="24"/>
+          <w:szCs w:val="24"/>
+        </w:rPr>
+      </w:pPr>
+      <w:r>
+        <w:rPr>
+          <w:rFonts w:hint="default" w:ascii="Calibri" w:hAnsi="Calibri" w:eastAsia="宋体" w:cs="Calibri"/>
+          <w:i w:val="0"/>
+          <w:iCs w:val="0"/>
+          <w:caps w:val="0"/>
+          <w:color w:val="242424"/>
+          <w:spacing w:val="0"/>
+          <w:sz w:val="24"/>
+          <w:szCs w:val="24"/>
+          <w:bdr w:val="none" w:color="auto" w:sz="0" w:space="0"/>
+          <w:shd w:val="clear" w:fill="FFFFFF"/>
+          <w:vertAlign w:val="baseline"/>
+          <w:lang w:val="en-US"/>
+        </w:rPr>
+        <w:t>2. No. 02</w:t>
+      </w:r>
+      <w:r>
+        <w:rPr>
+          <w:rFonts w:hint="eastAsia" w:ascii="等线" w:hAnsi="等线" w:eastAsia="等线" w:cs="等线"/>
+          <w:i w:val="0"/>
+          <w:iCs w:val="0"/>
+          <w:caps w:val="0"/>
+          <w:color w:val="242424"/>
+          <w:spacing w:val="0"/>
+          <w:sz w:val="24"/>
+          <w:szCs w:val="24"/>
+          <w:bdr w:val="none" w:color="auto" w:sz="0" w:space="0"/>
+          <w:shd w:val="clear" w:fill="FFFFFF"/>
+          <w:vertAlign w:val="baseline"/>
+        </w:rPr>
+        <w:t>　思い出す</w:t>
+      </w:r>
+    </w:p>
+    <w:p>
+      <w:pPr>
+        <w:pStyle w:val="2"/>
+        <w:keepNext w:val="0"/>
+        <w:keepLines w:val="0"/>
+        <w:widowControl/>
+        <w:suppressLineNumbers w:val="0"/>
+        <w:shd w:val="clear" w:fill="FFFFFF"/>
+        <w:spacing w:before="0" w:beforeAutospacing="0" w:after="0" w:afterAutospacing="0"/>
+        <w:ind w:left="0" w:right="0" w:firstLine="0"/>
+        <w:rPr>
+          <w:rFonts w:hint="eastAsia" w:ascii="宋体" w:hAnsi="宋体" w:eastAsia="宋体" w:cs="宋体"/>
+          <w:i w:val="0"/>
+          <w:iCs w:val="0"/>
+          <w:caps w:val="0"/>
+          <w:color w:val="242424"/>
+          <w:spacing w:val="0"/>
+          <w:sz w:val="24"/>
+          <w:szCs w:val="24"/>
+        </w:rPr>
+      </w:pPr>
+      <w:r>
+        <w:rPr>
+          <w:rFonts w:hint="default" w:ascii="Calibri" w:hAnsi="Calibri" w:eastAsia="宋体" w:cs="Calibri"/>
+          <w:i w:val="0"/>
+          <w:iCs w:val="0"/>
+          <w:caps w:val="0"/>
+          <w:color w:val="242424"/>
+          <w:spacing w:val="0"/>
+          <w:sz w:val="24"/>
+          <w:szCs w:val="24"/>
+          <w:bdr w:val="none" w:color="auto" w:sz="0" w:space="0"/>
+          <w:shd w:val="clear" w:fill="FFFFFF"/>
+          <w:vertAlign w:val="baseline"/>
+          <w:lang w:val="en-US"/>
+        </w:rPr>
+        <w:t>3. No. 04</w:t>
+      </w:r>
+      <w:r>
+        <w:rPr>
+          <w:rFonts w:hint="eastAsia" w:ascii="等线" w:hAnsi="等线" w:eastAsia="等线" w:cs="等线"/>
+          <w:i w:val="0"/>
+          <w:iCs w:val="0"/>
+          <w:caps w:val="0"/>
+          <w:color w:val="242424"/>
+          <w:spacing w:val="0"/>
+          <w:sz w:val="24"/>
+          <w:szCs w:val="24"/>
+          <w:bdr w:val="none" w:color="auto" w:sz="0" w:space="0"/>
+          <w:shd w:val="clear" w:fill="FFFFFF"/>
+          <w:vertAlign w:val="baseline"/>
+        </w:rPr>
+        <w:t>　見詰める</w:t>
+      </w:r>
+    </w:p>
+    <w:p>
+      <w:pPr>
+        <w:pStyle w:val="2"/>
+        <w:keepNext w:val="0"/>
+        <w:keepLines w:val="0"/>
+        <w:widowControl/>
+        <w:suppressLineNumbers w:val="0"/>
+        <w:shd w:val="clear" w:fill="FFFFFF"/>
+        <w:spacing w:before="0" w:beforeAutospacing="0" w:after="0" w:afterAutospacing="0"/>
+        <w:ind w:left="0" w:right="0" w:firstLine="0"/>
+        <w:rPr>
+          <w:rFonts w:hint="eastAsia" w:ascii="宋体" w:hAnsi="宋体" w:eastAsia="宋体" w:cs="宋体"/>
+          <w:i w:val="0"/>
+          <w:iCs w:val="0"/>
+          <w:caps w:val="0"/>
+          <w:color w:val="242424"/>
+          <w:spacing w:val="0"/>
+          <w:sz w:val="24"/>
+          <w:szCs w:val="24"/>
+        </w:rPr>
+      </w:pPr>
+      <w:r>
+        <w:rPr>
+          <w:rFonts w:hint="default" w:ascii="Calibri" w:hAnsi="Calibri" w:eastAsia="宋体" w:cs="Calibri"/>
+          <w:i w:val="0"/>
+          <w:iCs w:val="0"/>
+          <w:caps w:val="0"/>
+          <w:color w:val="242424"/>
+          <w:spacing w:val="0"/>
+          <w:sz w:val="24"/>
+          <w:szCs w:val="24"/>
+          <w:bdr w:val="none" w:color="auto" w:sz="0" w:space="0"/>
+          <w:shd w:val="clear" w:fill="FFFFFF"/>
+          <w:vertAlign w:val="baseline"/>
+          <w:lang w:val="en-US"/>
+        </w:rPr>
+        <w:t>4. No. 06</w:t>
+      </w:r>
+      <w:r>
+        <w:rPr>
+          <w:rFonts w:hint="eastAsia" w:ascii="等线" w:hAnsi="等线" w:eastAsia="等线" w:cs="等线"/>
+          <w:i w:val="0"/>
+          <w:iCs w:val="0"/>
+          <w:caps w:val="0"/>
+          <w:color w:val="242424"/>
+          <w:spacing w:val="0"/>
+          <w:sz w:val="24"/>
+          <w:szCs w:val="24"/>
+          <w:bdr w:val="none" w:color="auto" w:sz="0" w:space="0"/>
+          <w:shd w:val="clear" w:fill="FFFFFF"/>
+          <w:vertAlign w:val="baseline"/>
+        </w:rPr>
+        <w:t>　取り組む</w:t>
+      </w:r>
+    </w:p>
+    <w:p>
+      <w:pPr>
+        <w:pStyle w:val="2"/>
+        <w:keepNext w:val="0"/>
+        <w:keepLines w:val="0"/>
+        <w:widowControl/>
+        <w:suppressLineNumbers w:val="0"/>
+        <w:shd w:val="clear" w:fill="FFFFFF"/>
+        <w:spacing w:before="0" w:beforeAutospacing="0" w:after="0" w:afterAutospacing="0"/>
+        <w:ind w:left="0" w:right="0" w:firstLine="0"/>
+        <w:rPr>
+          <w:rFonts w:hint="eastAsia" w:ascii="宋体" w:hAnsi="宋体" w:eastAsia="宋体" w:cs="宋体"/>
+          <w:i w:val="0"/>
+          <w:iCs w:val="0"/>
+          <w:caps w:val="0"/>
+          <w:color w:val="242424"/>
+          <w:spacing w:val="0"/>
+          <w:sz w:val="24"/>
+          <w:szCs w:val="24"/>
+        </w:rPr>
+      </w:pPr>
+      <w:r>
+        <w:rPr>
+          <w:rFonts w:hint="default" w:ascii="Calibri" w:hAnsi="Calibri" w:eastAsia="宋体" w:cs="Calibri"/>
+          <w:i w:val="0"/>
+          <w:iCs w:val="0"/>
+          <w:caps w:val="0"/>
+          <w:color w:val="242424"/>
+          <w:spacing w:val="0"/>
+          <w:sz w:val="24"/>
+          <w:szCs w:val="24"/>
+          <w:bdr w:val="none" w:color="auto" w:sz="0" w:space="0"/>
+          <w:shd w:val="clear" w:fill="FFFFFF"/>
+          <w:vertAlign w:val="baseline"/>
+          <w:lang w:val="en-US"/>
+        </w:rPr>
+        <w:t>5. No. 07</w:t>
+      </w:r>
+      <w:r>
+        <w:rPr>
+          <w:rFonts w:hint="eastAsia" w:ascii="等线" w:hAnsi="等线" w:eastAsia="等线" w:cs="等线"/>
+          <w:i w:val="0"/>
+          <w:iCs w:val="0"/>
+          <w:caps w:val="0"/>
+          <w:color w:val="242424"/>
+          <w:spacing w:val="0"/>
+          <w:sz w:val="24"/>
+          <w:szCs w:val="24"/>
+          <w:bdr w:val="none" w:color="auto" w:sz="0" w:space="0"/>
+          <w:shd w:val="clear" w:fill="FFFFFF"/>
+          <w:vertAlign w:val="baseline"/>
+        </w:rPr>
+        <w:t>　出会う</w:t>
+      </w:r>
+    </w:p>
+    <w:p>
+      <w:pPr>
+        <w:pStyle w:val="2"/>
+        <w:keepNext w:val="0"/>
+        <w:keepLines w:val="0"/>
+        <w:widowControl/>
+        <w:suppressLineNumbers w:val="0"/>
+        <w:shd w:val="clear" w:fill="FFFFFF"/>
+        <w:spacing w:before="0" w:beforeAutospacing="0" w:after="0" w:afterAutospacing="0"/>
+        <w:ind w:left="0" w:right="0" w:firstLine="0"/>
+        <w:rPr>
+          <w:rFonts w:hint="eastAsia" w:ascii="宋体" w:hAnsi="宋体" w:eastAsia="宋体" w:cs="宋体"/>
+          <w:i w:val="0"/>
+          <w:iCs w:val="0"/>
+          <w:caps w:val="0"/>
+          <w:color w:val="242424"/>
+          <w:spacing w:val="0"/>
+          <w:sz w:val="24"/>
+          <w:szCs w:val="24"/>
+        </w:rPr>
+      </w:pPr>
+      <w:r>
+        <w:rPr>
+          <w:rFonts w:hint="default" w:ascii="Calibri" w:hAnsi="Calibri" w:eastAsia="宋体" w:cs="Calibri"/>
+          <w:i w:val="0"/>
+          <w:iCs w:val="0"/>
+          <w:caps w:val="0"/>
+          <w:color w:val="242424"/>
+          <w:spacing w:val="0"/>
+          <w:sz w:val="24"/>
+          <w:szCs w:val="24"/>
+          <w:bdr w:val="none" w:color="auto" w:sz="0" w:space="0"/>
+          <w:shd w:val="clear" w:fill="FFFFFF"/>
+          <w:vertAlign w:val="baseline"/>
+          <w:lang w:val="en-US"/>
+        </w:rPr>
+        <w:t>6. No. 08</w:t>
+      </w:r>
+      <w:r>
+        <w:rPr>
+          <w:rFonts w:hint="eastAsia" w:ascii="等线" w:hAnsi="等线" w:eastAsia="等线" w:cs="等线"/>
+          <w:i w:val="0"/>
+          <w:iCs w:val="0"/>
+          <w:caps w:val="0"/>
+          <w:color w:val="242424"/>
+          <w:spacing w:val="0"/>
+          <w:sz w:val="24"/>
+          <w:szCs w:val="24"/>
+          <w:bdr w:val="none" w:color="auto" w:sz="0" w:space="0"/>
+          <w:shd w:val="clear" w:fill="FFFFFF"/>
+          <w:vertAlign w:val="baseline"/>
+        </w:rPr>
+        <w:t>　立ち上がる</w:t>
+      </w:r>
+    </w:p>
+    <w:p>
+      <w:pPr>
+        <w:pStyle w:val="2"/>
+        <w:keepNext w:val="0"/>
+        <w:keepLines w:val="0"/>
+        <w:widowControl/>
+        <w:suppressLineNumbers w:val="0"/>
+        <w:shd w:val="clear" w:fill="FFFFFF"/>
+        <w:spacing w:before="0" w:beforeAutospacing="0" w:after="0" w:afterAutospacing="0"/>
+        <w:ind w:left="0" w:right="0" w:firstLine="0"/>
+        <w:rPr>
+          <w:rFonts w:hint="eastAsia" w:ascii="宋体" w:hAnsi="宋体" w:eastAsia="宋体" w:cs="宋体"/>
+          <w:i w:val="0"/>
+          <w:iCs w:val="0"/>
+          <w:caps w:val="0"/>
+          <w:color w:val="242424"/>
+          <w:spacing w:val="0"/>
+          <w:sz w:val="24"/>
+          <w:szCs w:val="24"/>
+        </w:rPr>
+      </w:pPr>
+      <w:r>
+        <w:rPr>
+          <w:rFonts w:hint="default" w:ascii="Calibri" w:hAnsi="Calibri" w:eastAsia="宋体" w:cs="Calibri"/>
+          <w:i w:val="0"/>
+          <w:iCs w:val="0"/>
+          <w:caps w:val="0"/>
+          <w:color w:val="242424"/>
+          <w:spacing w:val="0"/>
+          <w:sz w:val="24"/>
+          <w:szCs w:val="24"/>
+          <w:bdr w:val="none" w:color="auto" w:sz="0" w:space="0"/>
+          <w:shd w:val="clear" w:fill="FFFFFF"/>
+          <w:vertAlign w:val="baseline"/>
+          <w:lang w:val="en-US"/>
+        </w:rPr>
+        <w:t>7. No. 09</w:t>
+      </w:r>
+      <w:r>
+        <w:rPr>
+          <w:rFonts w:hint="eastAsia" w:ascii="等线" w:hAnsi="等线" w:eastAsia="等线" w:cs="等线"/>
+          <w:i w:val="0"/>
+          <w:iCs w:val="0"/>
+          <w:caps w:val="0"/>
+          <w:color w:val="242424"/>
+          <w:spacing w:val="0"/>
+          <w:sz w:val="24"/>
+          <w:szCs w:val="24"/>
+          <w:bdr w:val="none" w:color="auto" w:sz="0" w:space="0"/>
+          <w:shd w:val="clear" w:fill="FFFFFF"/>
+          <w:vertAlign w:val="baseline"/>
+        </w:rPr>
+        <w:t>　取り上げる</w:t>
+      </w:r>
+    </w:p>
+    <w:p>
+      <w:pPr>
+        <w:pStyle w:val="2"/>
+        <w:keepNext w:val="0"/>
+        <w:keepLines w:val="0"/>
+        <w:widowControl/>
+        <w:suppressLineNumbers w:val="0"/>
+        <w:shd w:val="clear" w:fill="FFFFFF"/>
+        <w:spacing w:before="0" w:beforeAutospacing="0" w:after="0" w:afterAutospacing="0"/>
+        <w:ind w:left="0" w:right="0" w:firstLine="0"/>
+        <w:rPr>
+          <w:rFonts w:hint="eastAsia" w:ascii="宋体" w:hAnsi="宋体" w:eastAsia="宋体" w:cs="宋体"/>
+          <w:i w:val="0"/>
+          <w:iCs w:val="0"/>
+          <w:caps w:val="0"/>
+          <w:color w:val="242424"/>
+          <w:spacing w:val="0"/>
+          <w:sz w:val="24"/>
+          <w:szCs w:val="24"/>
+        </w:rPr>
+      </w:pPr>
+      <w:r>
+        <w:rPr>
+          <w:rFonts w:hint="default" w:ascii="Calibri" w:hAnsi="Calibri" w:eastAsia="宋体" w:cs="Calibri"/>
+          <w:i w:val="0"/>
+          <w:iCs w:val="0"/>
+          <w:caps w:val="0"/>
+          <w:color w:val="242424"/>
+          <w:spacing w:val="0"/>
+          <w:sz w:val="24"/>
+          <w:szCs w:val="24"/>
+          <w:bdr w:val="none" w:color="auto" w:sz="0" w:space="0"/>
+          <w:shd w:val="clear" w:fill="FFFFFF"/>
+          <w:vertAlign w:val="baseline"/>
+          <w:lang w:val="en-US"/>
+        </w:rPr>
+        <w:t>8. No. 10</w:t>
+      </w:r>
+      <w:r>
+        <w:rPr>
+          <w:rFonts w:hint="eastAsia" w:ascii="等线" w:hAnsi="等线" w:eastAsia="等线" w:cs="等线"/>
+          <w:i w:val="0"/>
+          <w:iCs w:val="0"/>
+          <w:caps w:val="0"/>
+          <w:color w:val="242424"/>
+          <w:spacing w:val="0"/>
+          <w:sz w:val="24"/>
+          <w:szCs w:val="24"/>
+          <w:bdr w:val="none" w:color="auto" w:sz="0" w:space="0"/>
+          <w:shd w:val="clear" w:fill="FFFFFF"/>
+          <w:vertAlign w:val="baseline"/>
+        </w:rPr>
+        <w:t>　受け取る</w:t>
+      </w:r>
+    </w:p>
+    <w:p>
+      <w:pPr>
+        <w:rPr>
+          <w:rFonts w:hint="eastAsia"/>
           <w:lang w:eastAsia="ja-JP"/>
         </w:rPr>
       </w:pPr>
-      <w:r>
-        <w:rPr>
-          <w:rFonts w:hint="eastAsia" w:eastAsia="Yu Mincho"/>
-          <w:b w:val="0"/>
-          <w:bCs w:val="0"/>
-          <w:sz w:val="28"/>
-          <w:szCs w:val="28"/>
-          <w:lang w:eastAsia="ja-JP"/>
-        </w:rPr>
-        <w:t xml:space="preserve"> </w:t>
-      </w:r>
-      <w:bookmarkStart w:id="0" w:name="_GoBack"/>
-      <w:bookmarkEnd w:id="0"/>
     </w:p>
     <w:sectPr>
       <w:pgSz w:w="11906" w:h="16838"/>
